--- a/Exam_Template1.docx
+++ b/Exam_Template1.docx
@@ -2197,7 +2197,7 @@
           </mc:Choice>
           <mc:Fallback>
             <w:pict>
-              <v:rect w14:anchorId="4FFD3FAC" id="Rectangle 9" o:spid="_x0000_s1026" style="position:absolute;margin-left:108.45pt;margin-top:150.6pt;width:2in;height:23pt;z-index:251675648;visibility:visible;mso-wrap-style:square;mso-width-percent:0;mso-height-percent:0;mso-wrap-distance-left:9pt;mso-wrap-distance-top:0;mso-wrap-distance-right:9pt;mso-wrap-distance-bottom:0;mso-position-horizontal:absolute;mso-position-horizontal-relative:text;mso-position-vertical:absolute;mso-position-vertical-relative:text;mso-width-percent:0;mso-height-percent:0;mso-width-relative:margin;mso-height-relative:margin;v-text-anchor:middle" o:gfxdata="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" fillcolor="white [3201]" strokecolor="black [3213]" strokeweight="1pt"/>
+              <v:rect w14:anchorId="6309A9D4" id="Rectangle 9" o:spid="_x0000_s1026" style="position:absolute;margin-left:108.45pt;margin-top:150.6pt;width:2in;height:23pt;z-index:251675648;visibility:visible;mso-wrap-style:square;mso-width-percent:0;mso-height-percent:0;mso-wrap-distance-left:9pt;mso-wrap-distance-top:0;mso-wrap-distance-right:9pt;mso-wrap-distance-bottom:0;mso-position-horizontal:absolute;mso-position-horizontal-relative:text;mso-position-vertical:absolute;mso-position-vertical-relative:text;mso-width-percent:0;mso-height-percent:0;mso-width-relative:margin;mso-height-relative:margin;v-text-anchor:middle" o:gfxdata="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" fillcolor="white [3201]" strokecolor="black [3213]" strokeweight="1pt"/>
             </w:pict>
           </mc:Fallback>
         </mc:AlternateContent>
@@ -2923,7 +2923,7 @@
           </mc:Choice>
           <mc:Fallback>
             <w:pict>
-              <v:rect w14:anchorId="73318B62" id="Rectangle 9" o:spid="_x0000_s1026" style="position:absolute;margin-left:86.85pt;margin-top:72.1pt;width:2in;height:22.95pt;z-index:251683840;visibility:visible;mso-wrap-style:square;mso-width-percent:0;mso-height-percent:0;mso-wrap-distance-left:9pt;mso-wrap-distance-top:0;mso-wrap-distance-right:9pt;mso-wrap-distance-bottom:0;mso-position-horizontal:absolute;mso-position-horizontal-relative:text;mso-position-vertical:absolute;mso-position-vertical-relative:text;mso-width-percent:0;mso-height-percent:0;mso-width-relative:margin;mso-height-relative:margin;v-text-anchor:middle" o:gfxdata="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" fillcolor="white [3201]" strokecolor="black [3213]" strokeweight="1pt"/>
+              <v:rect w14:anchorId="3B2D8538" id="Rectangle 9" o:spid="_x0000_s1026" style="position:absolute;margin-left:86.85pt;margin-top:72.1pt;width:2in;height:22.95pt;z-index:251683840;visibility:visible;mso-wrap-style:square;mso-width-percent:0;mso-height-percent:0;mso-wrap-distance-left:9pt;mso-wrap-distance-top:0;mso-wrap-distance-right:9pt;mso-wrap-distance-bottom:0;mso-position-horizontal:absolute;mso-position-horizontal-relative:text;mso-position-vertical:absolute;mso-position-vertical-relative:text;mso-width-percent:0;mso-height-percent:0;mso-width-relative:margin;mso-height-relative:margin;v-text-anchor:middle" o:gfxdata="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" fillcolor="white [3201]" strokecolor="black [3213]" strokeweight="1pt"/>
             </w:pict>
           </mc:Fallback>
         </mc:AlternateContent>
@@ -3062,7 +3062,7 @@
           </mc:Choice>
           <mc:Fallback>
             <w:pict>
-              <v:rect w14:anchorId="06C96E3E" id="Rectangle 9" o:spid="_x0000_s1026" style="position:absolute;margin-left:87.4pt;margin-top:46.05pt;width:2in;height:22.95pt;z-index:251685888;visibility:visible;mso-wrap-style:square;mso-width-percent:0;mso-height-percent:0;mso-wrap-distance-left:9pt;mso-wrap-distance-top:0;mso-wrap-distance-right:9pt;mso-wrap-distance-bottom:0;mso-position-horizontal:absolute;mso-position-horizontal-relative:text;mso-position-vertical:absolute;mso-position-vertical-relative:text;mso-width-percent:0;mso-height-percent:0;mso-width-relative:margin;mso-height-relative:margin;v-text-anchor:middle" o:gfxdata="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" fillcolor="white [3201]" strokecolor="black [3213]" strokeweight="1pt"/>
+              <v:rect w14:anchorId="3D1DEB6F" id="Rectangle 9" o:spid="_x0000_s1026" style="position:absolute;margin-left:87.4pt;margin-top:46.05pt;width:2in;height:22.95pt;z-index:251685888;visibility:visible;mso-wrap-style:square;mso-width-percent:0;mso-height-percent:0;mso-wrap-distance-left:9pt;mso-wrap-distance-top:0;mso-wrap-distance-right:9pt;mso-wrap-distance-bottom:0;mso-position-horizontal:absolute;mso-position-horizontal-relative:text;mso-position-vertical:absolute;mso-position-vertical-relative:text;mso-width-percent:0;mso-height-percent:0;mso-width-relative:margin;mso-height-relative:margin;v-text-anchor:middle" o:gfxdata="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" fillcolor="white [3201]" strokecolor="black [3213]" strokeweight="1pt"/>
             </w:pict>
           </mc:Fallback>
         </mc:AlternateContent>
@@ -3163,7 +3163,7 @@
           </mc:Choice>
           <mc:Fallback>
             <w:pict>
-              <v:rect w14:anchorId="72AB26EC" id="Rectangle 9" o:spid="_x0000_s1026" style="position:absolute;margin-left:87.1pt;margin-top:46.9pt;width:2in;height:22.95pt;z-index:251689984;visibility:visible;mso-wrap-style:square;mso-width-percent:0;mso-height-percent:0;mso-wrap-distance-left:9pt;mso-wrap-distance-top:0;mso-wrap-distance-right:9pt;mso-wrap-distance-bottom:0;mso-position-horizontal:absolute;mso-position-horizontal-relative:text;mso-position-vertical:absolute;mso-position-vertical-relative:text;mso-width-percent:0;mso-height-percent:0;mso-width-relative:margin;mso-height-relative:margin;v-text-anchor:middle" o:gfxdata="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" fillcolor="white [3201]" strokecolor="black [3213]" strokeweight="1pt"/>
+              <v:rect w14:anchorId="18724BFD" id="Rectangle 9" o:spid="_x0000_s1026" style="position:absolute;margin-left:87.1pt;margin-top:46.9pt;width:2in;height:22.95pt;z-index:251689984;visibility:visible;mso-wrap-style:square;mso-width-percent:0;mso-height-percent:0;mso-wrap-distance-left:9pt;mso-wrap-distance-top:0;mso-wrap-distance-right:9pt;mso-wrap-distance-bottom:0;mso-position-horizontal:absolute;mso-position-horizontal-relative:text;mso-position-vertical:absolute;mso-position-vertical-relative:text;mso-width-percent:0;mso-height-percent:0;mso-width-relative:margin;mso-height-relative:margin;v-text-anchor:middle" o:gfxdata="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" fillcolor="white [3201]" strokecolor="black [3213]" strokeweight="1pt"/>
             </w:pict>
           </mc:Fallback>
         </mc:AlternateContent>
@@ -3267,7 +3267,7 @@
           </mc:Choice>
           <mc:Fallback>
             <w:pict>
-              <v:rect w14:anchorId="38FA7622" id="Rectangle 9" o:spid="_x0000_s1026" style="position:absolute;margin-left:87.1pt;margin-top:47.05pt;width:2in;height:22.95pt;z-index:251692032;visibility:visible;mso-wrap-style:square;mso-width-percent:0;mso-height-percent:0;mso-wrap-distance-left:9pt;mso-wrap-distance-top:0;mso-wrap-distance-right:9pt;mso-wrap-distance-bottom:0;mso-position-horizontal:absolute;mso-position-horizontal-relative:text;mso-position-vertical:absolute;mso-position-vertical-relative:text;mso-width-percent:0;mso-height-percent:0;mso-width-relative:margin;mso-height-relative:margin;v-text-anchor:middle" o:gfxdata="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" fillcolor="white [3201]" strokecolor="black [3213]" strokeweight="1pt"/>
+              <v:rect w14:anchorId="28CA4578" id="Rectangle 9" o:spid="_x0000_s1026" style="position:absolute;margin-left:87.1pt;margin-top:47.05pt;width:2in;height:22.95pt;z-index:251692032;visibility:visible;mso-wrap-style:square;mso-width-percent:0;mso-height-percent:0;mso-wrap-distance-left:9pt;mso-wrap-distance-top:0;mso-wrap-distance-right:9pt;mso-wrap-distance-bottom:0;mso-position-horizontal:absolute;mso-position-horizontal-relative:text;mso-position-vertical:absolute;mso-position-vertical-relative:text;mso-width-percent:0;mso-height-percent:0;mso-width-relative:margin;mso-height-relative:margin;v-text-anchor:middle" o:gfxdata="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" fillcolor="white [3201]" strokecolor="black [3213]" strokeweight="1pt"/>
             </w:pict>
           </mc:Fallback>
         </mc:AlternateContent>
@@ -3371,7 +3371,7 @@
           </mc:Choice>
           <mc:Fallback>
             <w:pict>
-              <v:rect w14:anchorId="6CF1B998" id="Rectangle 9" o:spid="_x0000_s1026" style="position:absolute;margin-left:87.05pt;margin-top:49.3pt;width:2in;height:22.95pt;z-index:251687936;visibility:visible;mso-wrap-style:square;mso-width-percent:0;mso-height-percent:0;mso-wrap-distance-left:9pt;mso-wrap-distance-top:0;mso-wrap-distance-right:9pt;mso-wrap-distance-bottom:0;mso-position-horizontal:absolute;mso-position-horizontal-relative:text;mso-position-vertical:absolute;mso-position-vertical-relative:text;mso-width-percent:0;mso-height-percent:0;mso-width-relative:margin;mso-height-relative:margin;v-text-anchor:middle" o:gfxdata="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" fillcolor="white [3201]" strokecolor="black [3213]" strokeweight="1pt"/>
+              <v:rect w14:anchorId="4E650B6E" id="Rectangle 9" o:spid="_x0000_s1026" style="position:absolute;margin-left:87.05pt;margin-top:49.3pt;width:2in;height:22.95pt;z-index:251687936;visibility:visible;mso-wrap-style:square;mso-width-percent:0;mso-height-percent:0;mso-wrap-distance-left:9pt;mso-wrap-distance-top:0;mso-wrap-distance-right:9pt;mso-wrap-distance-bottom:0;mso-position-horizontal:absolute;mso-position-horizontal-relative:text;mso-position-vertical:absolute;mso-position-vertical-relative:text;mso-width-percent:0;mso-height-percent:0;mso-width-relative:margin;mso-height-relative:margin;v-text-anchor:middle" o:gfxdata="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" fillcolor="white [3201]" strokecolor="black [3213]" strokeweight="1pt"/>
             </w:pict>
           </mc:Fallback>
         </mc:AlternateContent>
